--- a/static/docs/comms/Woodside_HOA_Enforcement_Timeline.docx
+++ b/static/docs/comms/Woodside_HOA_Enforcement_Timeline.docx
@@ -7,10 +7,435 @@
         <w:pStyle w:val="Heading1"/>
       </w:pPr>
       <w:r>
-        <w:t>WOODSIDE</w:t>
-      </w:r>
-      <w:r>
-        <w:t xml:space="preserve"> HOA Covenant Enforcement &amp; Fine Timeline Notice</w:t>
+        <w:t>Woodside</w:t>
+      </w:r>
+      <w:r>
+        <w:t xml:space="preserve"> HOA </w:t>
+      </w:r>
+      <w:r>
+        <w:t>Annual Meeting Notice</w:t>
+      </w:r>
+    </w:p>
+    <w:p>
+      <w:pPr>
+        <w:pStyle w:val="Heading2"/>
+      </w:pPr>
+    </w:p>
+    <w:p>
+      <w:pPr>
+        <w:pStyle w:val="Heading2"/>
+      </w:pPr>
+      <w:r>
+        <w:t xml:space="preserve">2026 </w:t>
+      </w:r>
+      <w:r>
+        <w:t xml:space="preserve">Annual Meeting </w:t>
+      </w:r>
+    </w:p>
+    <w:p>
+      <w:r>
+        <w:rPr>
+          <w:b/>
+          <w:bCs/>
+        </w:rPr>
+        <w:t>Date</w:t>
+      </w:r>
+      <w:r>
+        <w:t>: February 2, 2026</w:t>
+      </w:r>
+    </w:p>
+    <w:p>
+      <w:r>
+        <w:rPr>
+          <w:b/>
+          <w:bCs/>
+        </w:rPr>
+        <w:t>Time</w:t>
+      </w:r>
+      <w:r>
+        <w:t>:</w:t>
+      </w:r>
+      <w:r>
+        <w:rPr>
+          <w:b/>
+          <w:bCs/>
+        </w:rPr>
+        <w:t xml:space="preserve"> </w:t>
+      </w:r>
+      <w:r>
+        <w:t>6:30 PM – 7:30 PM</w:t>
+      </w:r>
+    </w:p>
+    <w:p>
+      <w:r>
+        <w:rPr>
+          <w:b/>
+          <w:bCs/>
+        </w:rPr>
+        <w:t>Location</w:t>
+      </w:r>
+      <w:r>
+        <w:t>:</w:t>
+      </w:r>
+      <w:r>
+        <w:t xml:space="preserve"> </w:t>
+      </w:r>
+      <w:r>
+        <w:t>Northern Heights Elementary School Library</w:t>
+      </w:r>
+    </w:p>
+    <w:p>
+      <w:r>
+        <w:t>4000 Magrath Rd, Bellingham, WA 98226</w:t>
+      </w:r>
+    </w:p>
+    <w:p/>
+    <w:p>
+      <w:pPr>
+        <w:pStyle w:val="Heading2"/>
+      </w:pPr>
+      <w:r>
+        <w:t>Agenda</w:t>
+      </w:r>
+    </w:p>
+    <w:p>
+      <w:pPr>
+        <w:pStyle w:val="NormalWeb"/>
+        <w:numPr>
+          <w:ilvl w:val="0"/>
+          <w:numId w:val="1"/>
+        </w:numPr>
+        <w:rPr>
+          <w:rFonts w:asciiTheme="minorHAnsi" w:hAnsiTheme="minorHAnsi"/>
+          <w:sz w:val="20"/>
+          <w:szCs w:val="20"/>
+        </w:rPr>
+      </w:pPr>
+      <w:r>
+        <w:rPr>
+          <w:rFonts w:asciiTheme="minorHAnsi" w:hAnsiTheme="minorHAnsi"/>
+          <w:sz w:val="20"/>
+          <w:szCs w:val="20"/>
+        </w:rPr>
+        <w:t>Establish Quorum</w:t>
+      </w:r>
+    </w:p>
+    <w:p>
+      <w:pPr>
+        <w:pStyle w:val="NormalWeb"/>
+        <w:numPr>
+          <w:ilvl w:val="0"/>
+          <w:numId w:val="1"/>
+        </w:numPr>
+        <w:rPr>
+          <w:rFonts w:asciiTheme="minorHAnsi" w:hAnsiTheme="minorHAnsi"/>
+          <w:sz w:val="20"/>
+          <w:szCs w:val="20"/>
+        </w:rPr>
+      </w:pPr>
+      <w:r>
+        <w:rPr>
+          <w:rFonts w:asciiTheme="minorHAnsi" w:hAnsiTheme="minorHAnsi"/>
+          <w:sz w:val="20"/>
+          <w:szCs w:val="20"/>
+        </w:rPr>
+        <w:t>Approval of Prior Annual Meeting Minutes</w:t>
+      </w:r>
+    </w:p>
+    <w:p>
+      <w:pPr>
+        <w:pStyle w:val="NormalWeb"/>
+        <w:numPr>
+          <w:ilvl w:val="0"/>
+          <w:numId w:val="1"/>
+        </w:numPr>
+        <w:rPr>
+          <w:rFonts w:asciiTheme="minorHAnsi" w:hAnsiTheme="minorHAnsi"/>
+          <w:sz w:val="20"/>
+          <w:szCs w:val="20"/>
+        </w:rPr>
+      </w:pPr>
+      <w:r>
+        <w:rPr>
+          <w:rFonts w:asciiTheme="minorHAnsi" w:hAnsiTheme="minorHAnsi"/>
+          <w:sz w:val="20"/>
+          <w:szCs w:val="20"/>
+        </w:rPr>
+        <w:t>Announcements</w:t>
+      </w:r>
+    </w:p>
+    <w:p>
+      <w:pPr>
+        <w:pStyle w:val="NormalWeb"/>
+        <w:numPr>
+          <w:ilvl w:val="1"/>
+          <w:numId w:val="1"/>
+        </w:numPr>
+        <w:rPr>
+          <w:rFonts w:asciiTheme="minorHAnsi" w:hAnsiTheme="minorHAnsi"/>
+          <w:sz w:val="20"/>
+          <w:szCs w:val="20"/>
+        </w:rPr>
+      </w:pPr>
+      <w:r>
+        <w:rPr>
+          <w:rFonts w:asciiTheme="minorHAnsi" w:hAnsiTheme="minorHAnsi"/>
+          <w:sz w:val="20"/>
+          <w:szCs w:val="20"/>
+        </w:rPr>
+        <w:t>Website</w:t>
+      </w:r>
+    </w:p>
+    <w:p>
+      <w:pPr>
+        <w:pStyle w:val="NormalWeb"/>
+        <w:numPr>
+          <w:ilvl w:val="1"/>
+          <w:numId w:val="1"/>
+        </w:numPr>
+        <w:rPr>
+          <w:rFonts w:asciiTheme="minorHAnsi" w:hAnsiTheme="minorHAnsi"/>
+          <w:sz w:val="20"/>
+          <w:szCs w:val="20"/>
+        </w:rPr>
+      </w:pPr>
+      <w:r>
+        <w:rPr>
+          <w:rFonts w:asciiTheme="minorHAnsi" w:hAnsiTheme="minorHAnsi"/>
+          <w:sz w:val="20"/>
+          <w:szCs w:val="20"/>
+        </w:rPr>
+        <w:t>Fines</w:t>
+      </w:r>
+    </w:p>
+    <w:p>
+      <w:pPr>
+        <w:pStyle w:val="NormalWeb"/>
+        <w:numPr>
+          <w:ilvl w:val="0"/>
+          <w:numId w:val="1"/>
+        </w:numPr>
+        <w:rPr>
+          <w:rFonts w:asciiTheme="minorHAnsi" w:hAnsiTheme="minorHAnsi"/>
+          <w:sz w:val="20"/>
+          <w:szCs w:val="20"/>
+        </w:rPr>
+      </w:pPr>
+      <w:r>
+        <w:rPr>
+          <w:rFonts w:asciiTheme="minorHAnsi" w:hAnsiTheme="minorHAnsi"/>
+          <w:sz w:val="20"/>
+          <w:szCs w:val="20"/>
+        </w:rPr>
+        <w:t>Treasurer’s Budget Overview</w:t>
+      </w:r>
+    </w:p>
+    <w:p>
+      <w:pPr>
+        <w:pStyle w:val="NormalWeb"/>
+        <w:numPr>
+          <w:ilvl w:val="1"/>
+          <w:numId w:val="1"/>
+        </w:numPr>
+        <w:rPr>
+          <w:rFonts w:asciiTheme="minorHAnsi" w:hAnsiTheme="minorHAnsi"/>
+          <w:sz w:val="20"/>
+          <w:szCs w:val="20"/>
+        </w:rPr>
+      </w:pPr>
+      <w:r>
+        <w:rPr>
+          <w:rFonts w:asciiTheme="minorHAnsi" w:hAnsiTheme="minorHAnsi"/>
+          <w:sz w:val="20"/>
+          <w:szCs w:val="20"/>
+        </w:rPr>
+        <w:t>Prior year summary</w:t>
+      </w:r>
+    </w:p>
+    <w:p>
+      <w:pPr>
+        <w:pStyle w:val="NormalWeb"/>
+        <w:numPr>
+          <w:ilvl w:val="1"/>
+          <w:numId w:val="1"/>
+        </w:numPr>
+        <w:rPr>
+          <w:rFonts w:asciiTheme="minorHAnsi" w:hAnsiTheme="minorHAnsi"/>
+          <w:sz w:val="20"/>
+          <w:szCs w:val="20"/>
+        </w:rPr>
+      </w:pPr>
+      <w:r>
+        <w:rPr>
+          <w:rFonts w:asciiTheme="minorHAnsi" w:hAnsiTheme="minorHAnsi"/>
+          <w:sz w:val="20"/>
+          <w:szCs w:val="20"/>
+        </w:rPr>
+        <w:t>Proposed budget</w:t>
+      </w:r>
+      <w:r>
+        <w:rPr>
+          <w:rFonts w:asciiTheme="minorHAnsi" w:hAnsiTheme="minorHAnsi"/>
+          <w:sz w:val="20"/>
+          <w:szCs w:val="20"/>
+        </w:rPr>
+        <w:t xml:space="preserve"> (included)</w:t>
+      </w:r>
+    </w:p>
+    <w:p>
+      <w:pPr>
+        <w:pStyle w:val="NormalWeb"/>
+        <w:numPr>
+          <w:ilvl w:val="0"/>
+          <w:numId w:val="1"/>
+        </w:numPr>
+        <w:rPr>
+          <w:rFonts w:asciiTheme="minorHAnsi" w:hAnsiTheme="minorHAnsi"/>
+          <w:sz w:val="20"/>
+          <w:szCs w:val="20"/>
+        </w:rPr>
+      </w:pPr>
+      <w:r>
+        <w:rPr>
+          <w:rFonts w:asciiTheme="minorHAnsi" w:hAnsiTheme="minorHAnsi"/>
+          <w:sz w:val="20"/>
+          <w:szCs w:val="20"/>
+        </w:rPr>
+        <w:t>Motion to Approve Dues Increase 3</w:t>
+      </w:r>
+      <w:r>
+        <w:rPr>
+          <w:rFonts w:asciiTheme="minorHAnsi" w:hAnsiTheme="minorHAnsi"/>
+          <w:sz w:val="20"/>
+          <w:szCs w:val="20"/>
+        </w:rPr>
+        <w:t>3</w:t>
+      </w:r>
+      <w:r>
+        <w:rPr>
+          <w:rFonts w:asciiTheme="minorHAnsi" w:hAnsiTheme="minorHAnsi"/>
+          <w:sz w:val="20"/>
+          <w:szCs w:val="20"/>
+        </w:rPr>
+        <w:t>%</w:t>
+      </w:r>
+    </w:p>
+    <w:p>
+      <w:pPr>
+        <w:pStyle w:val="NormalWeb"/>
+        <w:numPr>
+          <w:ilvl w:val="0"/>
+          <w:numId w:val="1"/>
+        </w:numPr>
+        <w:rPr>
+          <w:rFonts w:asciiTheme="minorHAnsi" w:hAnsiTheme="minorHAnsi"/>
+          <w:sz w:val="20"/>
+          <w:szCs w:val="20"/>
+        </w:rPr>
+      </w:pPr>
+      <w:r>
+        <w:rPr>
+          <w:rFonts w:asciiTheme="minorHAnsi" w:hAnsiTheme="minorHAnsi"/>
+          <w:sz w:val="20"/>
+          <w:szCs w:val="20"/>
+        </w:rPr>
+        <w:t>Member Vote (ballots/proxies)</w:t>
+      </w:r>
+    </w:p>
+    <w:p>
+      <w:pPr>
+        <w:pStyle w:val="NormalWeb"/>
+        <w:numPr>
+          <w:ilvl w:val="0"/>
+          <w:numId w:val="1"/>
+        </w:numPr>
+        <w:rPr>
+          <w:rFonts w:asciiTheme="minorHAnsi" w:hAnsiTheme="minorHAnsi"/>
+          <w:sz w:val="20"/>
+          <w:szCs w:val="20"/>
+        </w:rPr>
+      </w:pPr>
+      <w:r>
+        <w:rPr>
+          <w:rFonts w:asciiTheme="minorHAnsi" w:hAnsiTheme="minorHAnsi"/>
+          <w:sz w:val="20"/>
+          <w:szCs w:val="20"/>
+        </w:rPr>
+        <w:t>Announcement of Results</w:t>
+      </w:r>
+      <w:r>
+        <w:rPr>
+          <w:rFonts w:asciiTheme="minorHAnsi" w:hAnsiTheme="minorHAnsi"/>
+          <w:sz w:val="20"/>
+          <w:szCs w:val="20"/>
+        </w:rPr>
+        <w:t xml:space="preserve"> (if quorum is in attendance)</w:t>
+      </w:r>
+    </w:p>
+    <w:p>
+      <w:pPr>
+        <w:pStyle w:val="NormalWeb"/>
+        <w:numPr>
+          <w:ilvl w:val="0"/>
+          <w:numId w:val="1"/>
+        </w:numPr>
+        <w:rPr>
+          <w:rFonts w:asciiTheme="minorHAnsi" w:hAnsiTheme="minorHAnsi"/>
+          <w:sz w:val="20"/>
+          <w:szCs w:val="20"/>
+        </w:rPr>
+      </w:pPr>
+      <w:r>
+        <w:rPr>
+          <w:rFonts w:asciiTheme="minorHAnsi" w:hAnsiTheme="minorHAnsi"/>
+          <w:sz w:val="20"/>
+          <w:szCs w:val="20"/>
+        </w:rPr>
+        <w:t>Director Elections (if applicable)</w:t>
+      </w:r>
+    </w:p>
+    <w:p>
+      <w:pPr>
+        <w:pStyle w:val="NormalWeb"/>
+        <w:numPr>
+          <w:ilvl w:val="0"/>
+          <w:numId w:val="1"/>
+        </w:numPr>
+        <w:rPr>
+          <w:rFonts w:asciiTheme="minorHAnsi" w:hAnsiTheme="minorHAnsi"/>
+          <w:sz w:val="20"/>
+          <w:szCs w:val="20"/>
+        </w:rPr>
+      </w:pPr>
+      <w:r>
+        <w:rPr>
+          <w:rFonts w:asciiTheme="minorHAnsi" w:hAnsiTheme="minorHAnsi"/>
+          <w:sz w:val="20"/>
+          <w:szCs w:val="20"/>
+        </w:rPr>
+        <w:t>Adjournmen</w:t>
+      </w:r>
+      <w:r>
+        <w:rPr>
+          <w:rFonts w:asciiTheme="minorHAnsi" w:hAnsiTheme="minorHAnsi"/>
+          <w:sz w:val="20"/>
+          <w:szCs w:val="20"/>
+        </w:rPr>
+        <w:t>t</w:t>
+      </w:r>
+    </w:p>
+    <w:p>
+      <w:pPr>
+        <w:pStyle w:val="Heading2"/>
+      </w:pPr>
+      <w:r>
+        <w:t>Covenant Enforcement &amp; Fine</w:t>
+      </w:r>
+      <w:r>
+        <w:t xml:space="preserve">s </w:t>
+      </w:r>
+      <w:r>
+        <w:t>Timeline</w:t>
       </w:r>
     </w:p>
     <w:p>
@@ -50,20 +475,6 @@
         <w:pStyle w:val="Heading2"/>
       </w:pPr>
       <w:r>
-        <w:t>Annual Meeting Notice Coming in January</w:t>
-      </w:r>
-    </w:p>
-    <w:p>
-      <w:r>
-        <w:t>Please note we will be sending the annual meeting notice out at the start of January.</w:t>
-      </w:r>
-    </w:p>
-    <w:p/>
-    <w:p>
-      <w:pPr>
-        <w:pStyle w:val="Heading2"/>
-      </w:pPr>
-      <w:r>
         <w:t>Updated Website</w:t>
       </w:r>
     </w:p>
@@ -71,7 +482,7 @@
       <w:r>
         <w:t xml:space="preserve">All this information, as well as all HOA documentation can be found on our new website </w:t>
       </w:r>
-      <w:hyperlink r:id="rId4" w:history="1">
+      <w:hyperlink r:id="rId5" w:history="1">
         <w:r>
           <w:rPr>
             <w:rStyle w:val="Hyperlink"/>
@@ -91,6 +502,7 @@
           <w:b/>
           <w:bCs/>
         </w:rPr>
+        <w:lastRenderedPageBreak/>
         <w:drawing>
           <wp:inline distT="0" distB="0" distL="0" distR="0" wp14:anchorId="34FB8A32" wp14:editId="2D29431F">
             <wp:extent cx="1309607" cy="1309607"/>
@@ -107,7 +519,7 @@
                     <pic:cNvPicPr/>
                   </pic:nvPicPr>
                   <pic:blipFill>
-                    <a:blip r:embed="rId5">
+                    <a:blip r:embed="rId6">
                       <a:extLst>
                         <a:ext uri="{28A0092B-C50C-407E-A947-70E740481C1C}">
                           <a14:useLocalDpi xmlns:a14="http://schemas.microsoft.com/office/drawing/2010/main" val="0"/>
@@ -228,40 +640,107 @@
         <w:ind w:left="-5"/>
       </w:pPr>
       <w:r>
+        <w:t>Step 4 – Fine Schedule Applies</w:t>
+      </w:r>
+    </w:p>
+    <w:p>
+      <w:pPr>
+        <w:ind w:left="-5"/>
+      </w:pPr>
+      <w:r>
+        <w:t>If the violation remains after the compliance period and hearing process:</w:t>
+      </w:r>
+    </w:p>
+    <w:p>
+      <w:pPr>
+        <w:ind w:left="-5"/>
+      </w:pPr>
+      <w:r>
+        <w:t>First violation: $50</w:t>
+      </w:r>
+    </w:p>
+    <w:p>
+      <w:pPr>
+        <w:ind w:left="-5"/>
+      </w:pPr>
+      <w:r>
+        <w:t>Second violation: $150</w:t>
+      </w:r>
+    </w:p>
+    <w:p>
+      <w:pPr>
+        <w:ind w:left="-5"/>
+      </w:pPr>
+      <w:r>
+        <w:t>Continuing violation: $100 per week until corrected</w:t>
+      </w:r>
+    </w:p>
+    <w:p>
+      <w:pPr>
+        <w:spacing w:after="283"/>
+        <w:ind w:left="-5"/>
+      </w:pPr>
+      <w:r>
+        <w:t>Fines are not retroactive and are imposed only after due process.</w:t>
+      </w:r>
+    </w:p>
+    <w:p>
+      <w:pPr>
+        <w:ind w:left="-5"/>
+      </w:pPr>
+      <w:r>
+        <w:t>Step 5 – Continued Non-Compliance</w:t>
+      </w:r>
+    </w:p>
+    <w:p>
+      <w:pPr>
+        <w:spacing w:after="284"/>
+        <w:ind w:left="-5"/>
+      </w:pPr>
+      <w:r>
+        <w:t>If a violation continues, the Association may pursue additional remedies available under the Governing Documents and Washington law, including seeking court-ordered compliance.</w:t>
+      </w:r>
+    </w:p>
+    <w:p>
+      <w:pPr>
+        <w:pStyle w:val="Heading2"/>
+      </w:pPr>
+      <w:r>
+        <w:t>Important Clarification</w:t>
+      </w:r>
+    </w:p>
+    <w:p>
+      <w:pPr>
+        <w:ind w:left="-5"/>
+      </w:pPr>
+      <w:r>
+        <w:t>The Association’s enforcement process focuses on communication, reasonable timelines, due process, and fairness. The HOA does not intend to enter private property to cut or remove trees as part of routine enforcement.</w:t>
+      </w:r>
+    </w:p>
+    <w:p>
+      <w:pPr>
+        <w:pStyle w:val="Heading2"/>
+      </w:pPr>
+      <w:r>
         <w:lastRenderedPageBreak/>
-        <w:t>Step 4 – Fine Schedule Applies</w:t>
-      </w:r>
-    </w:p>
-    <w:p>
-      <w:pPr>
-        <w:ind w:left="-5"/>
-      </w:pPr>
-      <w:r>
-        <w:t>If the violation remains after the compliance period and hearing process:</w:t>
-      </w:r>
-    </w:p>
-    <w:p>
-      <w:pPr>
-        <w:ind w:left="-5"/>
-      </w:pPr>
-      <w:r>
-        <w:t>First violation: $50</w:t>
-      </w:r>
-    </w:p>
-    <w:p>
-      <w:pPr>
-        <w:ind w:left="-5"/>
-      </w:pPr>
-      <w:r>
-        <w:t>Second violation: $150</w:t>
-      </w:r>
-    </w:p>
-    <w:p>
-      <w:pPr>
-        <w:ind w:left="-5"/>
-      </w:pPr>
-      <w:r>
-        <w:t>Continuing violation: $100 per week until corrected</w:t>
+        <w:t>What This Process Does Not Do</w:t>
+      </w:r>
+    </w:p>
+    <w:p>
+      <w:pPr>
+        <w:spacing w:after="284"/>
+        <w:ind w:left="-5"/>
+      </w:pPr>
+      <w:r>
+        <w:t>It does not impose automatic fines, remove homeowner rights, apply fines without notice and hearing, require a homeowner vote, or change the Covenants.</w:t>
+      </w:r>
+    </w:p>
+    <w:p>
+      <w:pPr>
+        <w:pStyle w:val="Heading2"/>
+      </w:pPr>
+      <w:r>
+        <w:t>Questions</w:t>
       </w:r>
     </w:p>
     <w:p>
@@ -270,79 +749,12 @@
         <w:ind w:left="-5"/>
       </w:pPr>
       <w:r>
-        <w:t>Fines are not retroactive and are imposed only after due process.</w:t>
-      </w:r>
-    </w:p>
-    <w:p>
-      <w:pPr>
-        <w:ind w:left="-5"/>
-      </w:pPr>
-      <w:r>
-        <w:t>Step 5 – Continued Non-Compliance</w:t>
-      </w:r>
-    </w:p>
-    <w:p>
-      <w:pPr>
-        <w:spacing w:after="284"/>
-        <w:ind w:left="-5"/>
-      </w:pPr>
-      <w:r>
-        <w:t>If a violation continues, the Association may pursue additional remedies available under the Governing Documents and Washington law, including seeking court-ordered compliance.</w:t>
-      </w:r>
-    </w:p>
-    <w:p>
-      <w:pPr>
-        <w:pStyle w:val="Heading2"/>
-      </w:pPr>
-      <w:r>
-        <w:t>Important Clarification</w:t>
-      </w:r>
-    </w:p>
-    <w:p>
-      <w:pPr>
-        <w:ind w:left="-5"/>
-      </w:pPr>
-      <w:r>
-        <w:t>The Association’s enforcement process focuses on communication, reasonable timelines, due process, and fairness. The HOA does not intend to enter private property to cut or remove trees as part of routine enforcement.</w:t>
-      </w:r>
-    </w:p>
-    <w:p>
-      <w:pPr>
-        <w:pStyle w:val="Heading2"/>
-      </w:pPr>
-      <w:r>
-        <w:t>What This Process Does Not Do</w:t>
-      </w:r>
-    </w:p>
-    <w:p>
-      <w:pPr>
-        <w:spacing w:after="284"/>
-        <w:ind w:left="-5"/>
-      </w:pPr>
-      <w:r>
-        <w:t>It does not impose automatic fines, remove homeowner rights, apply fines without notice and hearing, require a homeowner vote, or change the Covenants.</w:t>
-      </w:r>
-    </w:p>
-    <w:p>
-      <w:pPr>
-        <w:pStyle w:val="Heading2"/>
-      </w:pPr>
-      <w:r>
-        <w:t>Questions</w:t>
-      </w:r>
-    </w:p>
-    <w:p>
-      <w:pPr>
-        <w:spacing w:after="283"/>
-        <w:ind w:left="-5"/>
-      </w:pPr>
-      <w:r>
         <w:t xml:space="preserve">Homeowners are encouraged to contact the Board </w:t>
       </w:r>
       <w:r>
         <w:t xml:space="preserve">at </w:t>
       </w:r>
-      <w:hyperlink r:id="rId6" w:history="1">
+      <w:hyperlink r:id="rId7" w:history="1">
         <w:r>
           <w:rPr>
             <w:rStyle w:val="Hyperlink"/>
@@ -380,6 +792,131 @@
     </w:sectPr>
   </w:body>
 </w:document>
+</file>
+
+<file path=word/numbering.xml><?xml version="1.0" encoding="utf-8"?>
+<w:numbering xmlns:wpc="http://schemas.microsoft.com/office/word/2010/wordprocessingCanvas" xmlns:cx="http://schemas.microsoft.com/office/drawing/2014/chartex" xmlns:cx1="http://schemas.microsoft.com/office/drawing/2015/9/8/chartex" xmlns:cx2="http://schemas.microsoft.com/office/drawing/2015/10/21/chartex" xmlns:cx3="http://schemas.microsoft.com/office/drawing/2016/5/9/chartex" xmlns:cx4="http://schemas.microsoft.com/office/drawing/2016/5/10/chartex" xmlns:cx5="http://schemas.microsoft.com/office/drawing/2016/5/11/chartex" xmlns:cx6="http://schemas.microsoft.com/office/drawing/2016/5/12/chartex" xmlns:cx7="http://schemas.microsoft.com/office/drawing/2016/5/13/chartex" xmlns:cx8="http://schemas.microsoft.com/office/drawing/2016/5/14/chartex" xmlns:mc="http://schemas.openxmlformats.org/markup-compatibility/2006" xmlns:aink="http://schemas.microsoft.com/office/drawing/2016/ink" xmlns:am3d="http://schemas.microsoft.com/office/drawing/2017/model3d" xmlns:o="urn:schemas-microsoft-com:office:office" xmlns:oel="http://schemas.microsoft.com/office/2019/extlst" xmlns:r="http://schemas.openxmlformats.org/officeDocument/2006/relationships" xmlns:m="http://schemas.openxmlformats.org/officeDocument/2006/math" xmlns:v="urn:schemas-microsoft-com:vml" xmlns:wp14="http://schemas.microsoft.com/office/word/2010/wordprocessingDrawing" xmlns:wp="http://schemas.openxmlformats.org/drawingml/2006/wordprocessingDrawing" xmlns:w10="urn:schemas-microsoft-com:office:word" xmlns:w="http://schemas.openxmlformats.org/wordprocessingml/2006/main" xmlns:w14="http://schemas.microsoft.com/office/word/2010/wordml" xmlns:w15="http://schemas.microsoft.com/office/word/2012/wordml" xmlns:w16cex="http://schemas.microsoft.com/office/word/2018/wordml/cex" xmlns:w16cid="http://schemas.microsoft.com/office/word/2016/wordml/cid" xmlns:w16="http://schemas.microsoft.com/office/word/2018/wordml" xmlns:w16du="http://schemas.microsoft.com/office/word/2023/wordml/word16du" xmlns:w16sdtdh="http://schemas.microsoft.com/office/word/2020/wordml/sdtdatahash" xmlns:w16sdtfl="http://schemas.microsoft.com/office/word/2024/wordml/sdtformatlock" xmlns:w16se="http://schemas.microsoft.com/office/word/2015/wordml/symex" xmlns:wpg="http://schemas.microsoft.com/office/word/2010/wordprocessingGroup" xmlns:wpi="http://schemas.microsoft.com/office/word/2010/wordprocessingInk" xmlns:wne="http://schemas.microsoft.com/office/word/2006/wordml" xmlns:wps="http://schemas.microsoft.com/office/word/2010/wordprocessingShape" mc:Ignorable="w14 w15 w16se w16cid w16 w16cex w16sdtdh w16sdtfl w16du wp14">
+  <w:abstractNum w:abstractNumId="0" w15:restartNumberingAfterBreak="0">
+    <w:nsid w:val="5D973A17"/>
+    <w:multiLevelType w:val="multilevel"/>
+    <w:tmpl w:val="671E48A6"/>
+    <w:lvl w:ilvl="0">
+      <w:start w:val="1"/>
+      <w:numFmt w:val="decimal"/>
+      <w:lvlText w:val="%1."/>
+      <w:lvlJc w:val="left"/>
+      <w:pPr>
+        <w:tabs>
+          <w:tab w:val="num" w:pos="370"/>
+        </w:tabs>
+        <w:ind w:left="370" w:hanging="360"/>
+      </w:pPr>
+    </w:lvl>
+    <w:lvl w:ilvl="1">
+      <w:start w:val="1"/>
+      <w:numFmt w:val="bullet"/>
+      <w:lvlText w:val="o"/>
+      <w:lvlJc w:val="left"/>
+      <w:pPr>
+        <w:tabs>
+          <w:tab w:val="num" w:pos="1090"/>
+        </w:tabs>
+        <w:ind w:left="1090" w:hanging="360"/>
+      </w:pPr>
+      <w:rPr>
+        <w:rFonts w:ascii="Courier New" w:hAnsi="Courier New" w:hint="default"/>
+        <w:sz w:val="20"/>
+      </w:rPr>
+    </w:lvl>
+    <w:lvl w:ilvl="2" w:tentative="1">
+      <w:start w:val="1"/>
+      <w:numFmt w:val="decimal"/>
+      <w:lvlText w:val="%3."/>
+      <w:lvlJc w:val="left"/>
+      <w:pPr>
+        <w:tabs>
+          <w:tab w:val="num" w:pos="1810"/>
+        </w:tabs>
+        <w:ind w:left="1810" w:hanging="360"/>
+      </w:pPr>
+    </w:lvl>
+    <w:lvl w:ilvl="3" w:tentative="1">
+      <w:start w:val="1"/>
+      <w:numFmt w:val="decimal"/>
+      <w:lvlText w:val="%4."/>
+      <w:lvlJc w:val="left"/>
+      <w:pPr>
+        <w:tabs>
+          <w:tab w:val="num" w:pos="2530"/>
+        </w:tabs>
+        <w:ind w:left="2530" w:hanging="360"/>
+      </w:pPr>
+    </w:lvl>
+    <w:lvl w:ilvl="4" w:tentative="1">
+      <w:start w:val="1"/>
+      <w:numFmt w:val="decimal"/>
+      <w:lvlText w:val="%5."/>
+      <w:lvlJc w:val="left"/>
+      <w:pPr>
+        <w:tabs>
+          <w:tab w:val="num" w:pos="3250"/>
+        </w:tabs>
+        <w:ind w:left="3250" w:hanging="360"/>
+      </w:pPr>
+    </w:lvl>
+    <w:lvl w:ilvl="5" w:tentative="1">
+      <w:start w:val="1"/>
+      <w:numFmt w:val="decimal"/>
+      <w:lvlText w:val="%6."/>
+      <w:lvlJc w:val="left"/>
+      <w:pPr>
+        <w:tabs>
+          <w:tab w:val="num" w:pos="3970"/>
+        </w:tabs>
+        <w:ind w:left="3970" w:hanging="360"/>
+      </w:pPr>
+    </w:lvl>
+    <w:lvl w:ilvl="6" w:tentative="1">
+      <w:start w:val="1"/>
+      <w:numFmt w:val="decimal"/>
+      <w:lvlText w:val="%7."/>
+      <w:lvlJc w:val="left"/>
+      <w:pPr>
+        <w:tabs>
+          <w:tab w:val="num" w:pos="4690"/>
+        </w:tabs>
+        <w:ind w:left="4690" w:hanging="360"/>
+      </w:pPr>
+    </w:lvl>
+    <w:lvl w:ilvl="7" w:tentative="1">
+      <w:start w:val="1"/>
+      <w:numFmt w:val="decimal"/>
+      <w:lvlText w:val="%8."/>
+      <w:lvlJc w:val="left"/>
+      <w:pPr>
+        <w:tabs>
+          <w:tab w:val="num" w:pos="5410"/>
+        </w:tabs>
+        <w:ind w:left="5410" w:hanging="360"/>
+      </w:pPr>
+    </w:lvl>
+    <w:lvl w:ilvl="8" w:tentative="1">
+      <w:start w:val="1"/>
+      <w:numFmt w:val="decimal"/>
+      <w:lvlText w:val="%9."/>
+      <w:lvlJc w:val="left"/>
+      <w:pPr>
+        <w:tabs>
+          <w:tab w:val="num" w:pos="6130"/>
+        </w:tabs>
+        <w:ind w:left="6130" w:hanging="360"/>
+      </w:pPr>
+    </w:lvl>
+  </w:abstractNum>
+  <w:num w:numId="1" w16cid:durableId="1272280428">
+    <w:abstractNumId w:val="0"/>
+  </w:num>
+</w:numbering>
 </file>
 
 <file path=word/styles.xml><?xml version="1.0" encoding="utf-8"?>
@@ -952,6 +1489,24 @@
       <w:color w:val="0A2F40" w:themeColor="accent1" w:themeShade="7F"/>
     </w:rPr>
   </w:style>
+  <w:style w:type="paragraph" w:styleId="NormalWeb">
+    <w:name w:val="Normal (Web)"/>
+    <w:basedOn w:val="Normal"/>
+    <w:uiPriority w:val="99"/>
+    <w:unhideWhenUsed/>
+    <w:rsid w:val="00A94545"/>
+    <w:pPr>
+      <w:spacing w:before="100" w:beforeAutospacing="1" w:after="100" w:afterAutospacing="1" w:line="240" w:lineRule="auto"/>
+      <w:ind w:left="0" w:firstLine="0"/>
+    </w:pPr>
+    <w:rPr>
+      <w:rFonts w:ascii="Times New Roman" w:eastAsia="Times New Roman" w:hAnsi="Times New Roman" w:cs="Times New Roman"/>
+      <w:color w:val="auto"/>
+      <w:kern w:val="0"/>
+      <w:sz w:val="24"/>
+      <w14:ligatures w14:val="none"/>
+    </w:rPr>
+  </w:style>
 </w:styles>
 </file>
 
